--- a/docs/HullSentinal_IEEE_Paper.docx
+++ b/docs/HullSentinal_IEEE_Paper.docx
@@ -82,7 +82,7 @@
           <w:sz w:val="20"/>
           <w:szCs w:val="20"/>
         </w:rPr>
-        <w:t xml:space="preserve">[Institution Name], [City], India</w:t>
+        <w:t xml:space="preserve">Vellore Institute of Technology, Chennai, India</w:t>
       </w:r>
     </w:p>
     <w:p>

--- a/docs/HullSentinal_IEEE_Paper.docx
+++ b/docs/HullSentinal_IEEE_Paper.docx
@@ -580,6 +580,7 @@
     </w:p>
     <w:p>
       <w:pPr>
+        <w:keepNext/>
         <w:spacing w:after="20" w:before="150"/>
         <w:jc w:val="center"/>
       </w:pPr>
@@ -594,6 +595,7 @@
     </w:p>
     <w:p>
       <w:pPr>
+        <w:keepNext/>
         <w:spacing w:after="60"/>
         <w:jc w:val="center"/>
       </w:pPr>
@@ -3924,7 +3926,7 @@
       <w:r>
         <w:drawing>
           <wp:inline distT="0" distB="0" distL="0" distR="0">
-            <wp:extent cx="6629400" cy="2743200"/>
+            <wp:extent cx="6629400" cy="2648794"/>
             <wp:effectExtent t="0" r="0" b="0" l="0"/>
             <wp:docPr id="1" name=""/>
             <wp:cNvGraphicFramePr>
@@ -3949,7 +3951,7 @@
                   <pic:spPr bwMode="auto">
                     <a:xfrm>
                       <a:off x="0" y="0"/>
-                      <a:ext cx="6629400" cy="2743200"/>
+                      <a:ext cx="6629400" cy="2648794"/>
                     </a:xfrm>
                     <a:prstGeom prst="rect">
                       <a:avLst/>
@@ -4674,7 +4676,7 @@
       <w:r>
         <w:drawing>
           <wp:inline distT="0" distB="0" distL="0" distR="0">
-            <wp:extent cx="6629400" cy="1524000"/>
+            <wp:extent cx="4937760" cy="1198627"/>
             <wp:effectExtent t="0" r="0" b="0" l="0"/>
             <wp:docPr id="2" name=""/>
             <wp:cNvGraphicFramePr>
@@ -4699,7 +4701,7 @@
                   <pic:spPr bwMode="auto">
                     <a:xfrm>
                       <a:off x="0" y="0"/>
-                      <a:ext cx="6629400" cy="1524000"/>
+                      <a:ext cx="4937760" cy="1198627"/>
                     </a:xfrm>
                     <a:prstGeom prst="rect">
                       <a:avLst/>
@@ -5074,6 +5076,7 @@
     </w:p>
     <w:p>
       <w:pPr>
+        <w:keepNext/>
         <w:spacing w:after="20" w:before="150"/>
         <w:jc w:val="center"/>
       </w:pPr>
@@ -5088,6 +5091,7 @@
     </w:p>
     <w:p>
       <w:pPr>
+        <w:keepNext/>
         <w:spacing w:after="60"/>
         <w:jc w:val="center"/>
       </w:pPr>
@@ -12457,7 +12461,7 @@
       <w:r>
         <w:drawing>
           <wp:inline distT="0" distB="0" distL="0" distR="0">
-            <wp:extent cx="6629400" cy="3048000"/>
+            <wp:extent cx="6629400" cy="3052386"/>
             <wp:effectExtent t="0" r="0" b="0" l="0"/>
             <wp:docPr id="3" name=""/>
             <wp:cNvGraphicFramePr>
@@ -12482,7 +12486,7 @@
                   <pic:spPr bwMode="auto">
                     <a:xfrm>
                       <a:off x="0" y="0"/>
-                      <a:ext cx="6629400" cy="3048000"/>
+                      <a:ext cx="6629400" cy="3052386"/>
                     </a:xfrm>
                     <a:prstGeom prst="rect">
                       <a:avLst/>
@@ -12599,6 +12603,7 @@
     </w:p>
     <w:p>
       <w:pPr>
+        <w:keepNext/>
         <w:spacing w:after="20" w:before="150"/>
         <w:jc w:val="center"/>
       </w:pPr>
@@ -12613,6 +12618,7 @@
     </w:p>
     <w:p>
       <w:pPr>
+        <w:keepNext/>
         <w:spacing w:after="60"/>
         <w:jc w:val="center"/>
       </w:pPr>
@@ -13804,7 +13810,7 @@
       <w:r>
         <w:drawing>
           <wp:inline distT="0" distB="0" distL="0" distR="0">
-            <wp:extent cx="6629400" cy="2943225"/>
+            <wp:extent cx="6629400" cy="2942445"/>
             <wp:effectExtent t="0" r="0" b="0" l="0"/>
             <wp:docPr id="4" name=""/>
             <wp:cNvGraphicFramePr>
@@ -13829,7 +13835,7 @@
                   <pic:spPr bwMode="auto">
                     <a:xfrm>
                       <a:off x="0" y="0"/>
-                      <a:ext cx="6629400" cy="2943225"/>
+                      <a:ext cx="6629400" cy="2942445"/>
                     </a:xfrm>
                     <a:prstGeom prst="rect">
                       <a:avLst/>
@@ -13920,6 +13926,7 @@
     </w:p>
     <w:p>
       <w:pPr>
+        <w:keepNext/>
         <w:spacing w:after="20" w:before="150"/>
         <w:jc w:val="center"/>
       </w:pPr>
@@ -13934,6 +13941,7 @@
     </w:p>
     <w:p>
       <w:pPr>
+        <w:keepNext/>
         <w:spacing w:after="60"/>
         <w:jc w:val="center"/>
       </w:pPr>
@@ -16972,6 +16980,7 @@
     </w:p>
     <w:p>
       <w:pPr>
+        <w:keepNext/>
         <w:spacing w:after="20" w:before="150"/>
         <w:jc w:val="center"/>
       </w:pPr>
@@ -16986,6 +16995,7 @@
     </w:p>
     <w:p>
       <w:pPr>
+        <w:keepNext/>
         <w:spacing w:after="60"/>
         <w:jc w:val="center"/>
       </w:pPr>
@@ -18254,7 +18264,7 @@
       <w:r>
         <w:drawing>
           <wp:inline distT="0" distB="0" distL="0" distR="0">
-            <wp:extent cx="3219450" cy="2381250"/>
+            <wp:extent cx="3219602" cy="2377552"/>
             <wp:effectExtent t="0" r="0" b="0" l="0"/>
             <wp:docPr id="5" name=""/>
             <wp:cNvGraphicFramePr>
@@ -18279,7 +18289,7 @@
                   <pic:spPr bwMode="auto">
                     <a:xfrm>
                       <a:off x="0" y="0"/>
-                      <a:ext cx="3219450" cy="2381250"/>
+                      <a:ext cx="3219602" cy="2377552"/>
                     </a:xfrm>
                     <a:prstGeom prst="rect">
                       <a:avLst/>
@@ -18330,7 +18340,7 @@
       <w:r>
         <w:drawing>
           <wp:inline distT="0" distB="0" distL="0" distR="0">
-            <wp:extent cx="3219450" cy="2343150"/>
+            <wp:extent cx="3219602" cy="2347144"/>
             <wp:effectExtent t="0" r="0" b="0" l="0"/>
             <wp:docPr id="6" name=""/>
             <wp:cNvGraphicFramePr>
@@ -18355,7 +18365,7 @@
                   <pic:spPr bwMode="auto">
                     <a:xfrm>
                       <a:off x="0" y="0"/>
-                      <a:ext cx="3219450" cy="2343150"/>
+                      <a:ext cx="3219602" cy="2347144"/>
                     </a:xfrm>
                     <a:prstGeom prst="rect">
                       <a:avLst/>
@@ -18562,7 +18572,7 @@
       <w:r>
         <w:drawing>
           <wp:inline distT="0" distB="0" distL="0" distR="0">
-            <wp:extent cx="3219450" cy="2200275"/>
+            <wp:extent cx="3219602" cy="2195906"/>
             <wp:effectExtent t="0" r="0" b="0" l="0"/>
             <wp:docPr id="7" name=""/>
             <wp:cNvGraphicFramePr>
@@ -18587,7 +18597,7 @@
                   <pic:spPr bwMode="auto">
                     <a:xfrm>
                       <a:off x="0" y="0"/>
-                      <a:ext cx="3219450" cy="2200275"/>
+                      <a:ext cx="3219602" cy="2195906"/>
                     </a:xfrm>
                     <a:prstGeom prst="rect">
                       <a:avLst/>
